--- a/filemanager/templates/documents/petition-replace-expert.docx
+++ b/filemanager/templates/documents/petition-replace-expert.docx
@@ -555,7 +555,7 @@
           <w:szCs w:val="24"/>
           <w:lang w:eastAsia="ru-RU"/>
         </w:rPr>
-        <w:t xml:space="preserve">, для проведения судебной экспертизы прошу Суд вывести её из группы экспертов, а вместо </w:t>
+        <w:t xml:space="preserve"> прошу суд вместо </w:t>
       </w:r>
       <w:r>
         <w:rPr>
@@ -575,7 +575,7 @@
           <w:szCs w:val="24"/>
           <w:lang w:eastAsia="ru-RU"/>
         </w:rPr>
-        <w:t xml:space="preserve"> добавить в группу экспертов </w:t>
+        <w:t xml:space="preserve"> включить в группу экспертов </w:t>
       </w:r>
       <w:proofErr w:type="spellStart"/>
       <w:r>
